--- a/١٠ - أدلّة استخدام المنصة/بنات/دليل استخدام المنصة — فريق متابعة التقويم الداخلي — ابن خلدون (بنات).docx
+++ b/١٠ - أدلّة استخدام المنصة/بنات/دليل استخدام المنصة — فريق متابعة التقويم الداخلي — ابن خلدون (بنات).docx
@@ -59,7 +59,7 @@
           <w:bCs/>
           <w:rtl/>
         </w:rPr>
-        <w:t>لمن: اثنان من الإدارة العامة يتابعان ولا يرصدان</w:t>
+        <w:t>لمن: اثنان من الإدارة العامة — نطاقُهما المنظومةُ كلُّها</w:t>
       </w:r>
     </w:p>
     <w:p>
@@ -76,7 +76,7 @@
           <w:szCs w:val="20"/>
           <w:rtl/>
         </w:rPr>
-        <w:t xml:space="preserve">دورُكما </w:t>
+        <w:t xml:space="preserve">نطاقُكما </w:t>
       </w:r>
       <w:r>
         <w:rPr>
@@ -88,7 +88,7 @@
           <w:bCs/>
           <w:rtl/>
         </w:rPr>
-        <w:t>المتابعةُ لا الرصد</w:t>
+        <w:t>المنظومةُ كلُّها</w:t>
       </w:r>
       <w:r>
         <w:rPr>
@@ -99,7 +99,30 @@
           <w:szCs w:val="20"/>
           <w:rtl/>
         </w:rPr>
-        <w:t>: تطّلعان على الحصص التي لا مشرفَ لتخصصها وتتأكدان أن أحداً لم يُنسَ، وتكتبان تعليقَكما — ولا تُفتح لكما استمارة. وهذا مقصودٌ: من تتابع غيرُ من يُقدِّر.</w:t>
+        <w:t xml:space="preserve">: القطاعان والمجمعاتُ والمدارس. تتابعان ألّا تبقى حصةٌ بلا راصد، </w:t>
+      </w:r>
+      <w:r>
+        <w:rPr>
+          <w:rFonts w:ascii="Dubai" w:hAnsi="Dubai" w:cs="Dubai" w:eastAsia="Dubai"/>
+          <w:b/>
+          <w:color w:val="1A1A1A"/>
+          <w:sz w:val="20"/>
+          <w:szCs w:val="20"/>
+          <w:bCs/>
+          <w:rtl/>
+        </w:rPr>
+        <w:t>وترصدان أنتما أيضاً</w:t>
+      </w:r>
+      <w:r>
+        <w:rPr>
+          <w:rFonts w:ascii="Dubai" w:hAnsi="Dubai" w:cs="Dubai" w:eastAsia="Dubai"/>
+          <w:b w:val="0"/>
+          <w:color w:val="1A1A1A"/>
+          <w:sz w:val="20"/>
+          <w:szCs w:val="20"/>
+          <w:rtl/>
+        </w:rPr>
+        <w:t>: لكلٍّ منكما استمارتُه المستقلةُ بدرجتها واسمِه. والدرجةُ المعتمدةُ للحصة متوسطُ من رصدها.</w:t>
       </w:r>
     </w:p>
     <w:tbl>
@@ -844,7 +867,7 @@
           <w:bCs/>
           <w:rtl/>
         </w:rPr>
-        <w:t xml:space="preserve">  اكتبا تعليقكما</w:t>
+        <w:t xml:space="preserve">  ارصدا الحصة</w:t>
       </w:r>
     </w:p>
     <w:p>
@@ -873,7 +896,7 @@
           <w:szCs w:val="19"/>
           <w:rtl/>
         </w:rPr>
-        <w:t>في «بعد الحصة» بطاقةُ الاطّلاع والتعليق — تكتبان فيها ما تريان.</w:t>
+        <w:t>افتحا الحصةَ في «رصد الحصة»، وصفتُكما تُملأ من دوركما تلقائياً.</w:t>
       </w:r>
     </w:p>
     <w:p>
@@ -902,7 +925,7 @@
           <w:szCs w:val="19"/>
           <w:rtl/>
         </w:rPr>
-        <w:t>ويُحفظ تعليقُكما باسمكما ويراه من يفتح الحصة.</w:t>
+        <w:t>املآ الاستمارةَ وبطاقةَ الإستراتيجية — ولكلٍّ منكما استمارتُه.</w:t>
       </w:r>
     </w:p>
     <w:tbl>
@@ -956,7 +979,7 @@
                 <w:bCs/>
                 <w:rtl/>
               </w:rPr>
-              <w:t>⛔  ولا تُفتح لكما الاستمارة — وهذا هو الصواب لا عطلٌ في المنصة.</w:t>
+              <w:t>⛔  استمارتُكما باسمكما، ولا يمحوها راصدٌ آخر — وتظهر درجتُه بجواركما.</w:t>
             </w:r>
           </w:p>
         </w:tc>
@@ -977,7 +1000,7 @@
       <w:r>
         <w:drawing>
           <wp:inline xmlns:a="http://schemas.openxmlformats.org/drawingml/2006/main" xmlns:pic="http://schemas.openxmlformats.org/drawingml/2006/picture">
-            <wp:extent cx="5934077" cy="3960000"/>
+            <wp:extent cx="6170948" cy="3960000"/>
             <wp:docPr id="4" name="Picture 4"/>
             <wp:cNvGraphicFramePr>
               <a:graphicFrameLocks noChangeAspect="1"/>
@@ -998,7 +1021,7 @@
                   <pic:spPr>
                     <a:xfrm>
                       <a:off x="0" y="0"/>
-                      <a:ext cx="5934077" cy="3960000"/>
+                      <a:ext cx="6170948" cy="3960000"/>
                     </a:xfrm>
                     <a:prstGeom prst="rect"/>
                   </pic:spPr>
@@ -1193,7 +1216,7 @@
                 <w:szCs w:val="18"/>
                 <w:rtl/>
               </w:rPr>
-              <w:t>لا تُفتح لكما بقرار الاجتماع: الرصدُ للمشرفة المختص، أو للفريق المعاون فيما لا مشرفَ له. وأنتما تتابعان.</w:t>
+              <w:t>في مرحلة «رصد الحصة» بعد فتح الحصة — وشريطٌ في رأسها ينقلك بين تحضير المعلمة والاستمارة وبطاقة الإستراتيجية.</w:t>
             </w:r>
           </w:p>
         </w:tc>
@@ -1309,7 +1332,7 @@
           <w:bCs/>
           <w:rtl/>
         </w:rPr>
-        <w:t>هل تُحسب متابعتُنا في متوسط الحصة؟</w:t>
+        <w:t>هل تدخل درجتُنا في متوسط الحصة؟</w:t>
       </w:r>
     </w:p>
     <w:p>
@@ -1339,7 +1362,7 @@
           <w:szCs w:val="18"/>
           <w:rtl/>
         </w:rPr>
-        <w:t>لا — التعليقُ لا درجةَ له، فلا تدخل أي متوسط.</w:t>
+        <w:t>نعم — المعتمَدُ متوسطُ كلِّ من رصد، فدرجتُكما جزءٌ منه.</w:t>
       </w:r>
     </w:p>
     <w:p>

--- a/١٠ - أدلّة استخدام المنصة/بنات/دليل استخدام المنصة — فريق متابعة التقويم الداخلي — ابن خلدون (بنات).docx
+++ b/١٠ - أدلّة استخدام المنصة/بنات/دليل استخدام المنصة — فريق متابعة التقويم الداخلي — ابن خلدون (بنات).docx
@@ -1000,7 +1000,7 @@
       <w:r>
         <w:drawing>
           <wp:inline xmlns:a="http://schemas.openxmlformats.org/drawingml/2006/main" xmlns:pic="http://schemas.openxmlformats.org/drawingml/2006/picture">
-            <wp:extent cx="6170948" cy="3960000"/>
+            <wp:extent cx="6154994" cy="3960000"/>
             <wp:docPr id="4" name="Picture 4"/>
             <wp:cNvGraphicFramePr>
               <a:graphicFrameLocks noChangeAspect="1"/>
@@ -1021,7 +1021,7 @@
                   <pic:spPr>
                     <a:xfrm>
                       <a:off x="0" y="0"/>
-                      <a:ext cx="6170948" cy="3960000"/>
+                      <a:ext cx="6154994" cy="3960000"/>
                     </a:xfrm>
                     <a:prstGeom prst="rect"/>
                   </pic:spPr>

--- a/١٠ - أدلّة استخدام المنصة/بنات/دليل استخدام المنصة — فريق متابعة التقويم الداخلي — ابن خلدون (بنات).docx
+++ b/١٠ - أدلّة استخدام المنصة/بنات/دليل استخدام المنصة — فريق متابعة التقويم الداخلي — ابن خلدون (بنات).docx
@@ -1000,7 +1000,7 @@
       <w:r>
         <w:drawing>
           <wp:inline xmlns:a="http://schemas.openxmlformats.org/drawingml/2006/main" xmlns:pic="http://schemas.openxmlformats.org/drawingml/2006/picture">
-            <wp:extent cx="6154994" cy="3960000"/>
+            <wp:extent cx="6120185" cy="3960000"/>
             <wp:docPr id="4" name="Picture 4"/>
             <wp:cNvGraphicFramePr>
               <a:graphicFrameLocks noChangeAspect="1"/>
@@ -1021,7 +1021,7 @@
                   <pic:spPr>
                     <a:xfrm>
                       <a:off x="0" y="0"/>
-                      <a:ext cx="6154994" cy="3960000"/>
+                      <a:ext cx="6120185" cy="3960000"/>
                     </a:xfrm>
                     <a:prstGeom prst="rect"/>
                   </pic:spPr>
